--- a/Artículo Científico.docx
+++ b/Artículo Científico.docx
@@ -131,7 +131,7 @@
           <w:szCs w:val="24"/>
           <w:rtl w:val="0"/>
         </w:rPr>
-        <w:t xml:space="preserve"> 10/06/2025</w:t>
+        <w:t xml:space="preserve"> 10/06/2026</w:t>
       </w:r>
     </w:p>
     <w:p>
